--- a/Programacion II/Kit docente/Clase 15/Guia aplicacion Parcial 3 - Clase 15.docx
+++ b/Programacion II/Kit docente/Clase 15/Guia aplicacion Parcial 3 - Clase 15.docx
@@ -62,6 +62,7 @@
       <w:r>
         <w:rPr>
           <w:rFonts w:ascii="Consolas" w:hAnsi="Consolas"/>
+          <w:b w:val="0"/>
           <w:i/>
           <w:color w:val="111111"/>
           <w:sz w:val="20"/>
@@ -95,7 +96,7 @@
           <w:color w:val="4A4A49"/>
           <w:sz w:val="22"/>
         </w:rPr>
-        <w:t>presencial sincrono</w:t>
+        <w:t>virtual sincrono por Meet</w:t>
       </w:r>
     </w:p>
     <w:p>
@@ -382,6 +383,7 @@
       <w:r>
         <w:rPr>
           <w:rFonts w:ascii="Consolas" w:hAnsi="Consolas"/>
+          <w:b w:val="0"/>
           <w:color w:val="111111"/>
           <w:sz w:val="21"/>
         </w:rPr>
@@ -398,6 +400,7 @@
       <w:r>
         <w:rPr>
           <w:rFonts w:ascii="Consolas" w:hAnsi="Consolas"/>
+          <w:b w:val="0"/>
           <w:color w:val="111111"/>
           <w:sz w:val="21"/>
         </w:rPr>
